--- a/paperWork/Ethics/Ethics Revised/06. Informed Consent Form v2.docx
+++ b/paperWork/Ethics/Ethics Revised/06. Informed Consent Form v2.docx
@@ -155,16 +155,109 @@
             <w:tcW w:w="7792" w:type="dxa"/>
           </w:tcPr>
           <w:p>
-            <w:r>
-              <w:t xml:space="preserve">1b. </w:t>
-            </w:r>
-            <w:r>
-              <w:rPr>
-                <w:rFonts w:cstheme="minorHAnsi"/>
-              </w:rPr>
-              <w:t>I consent voluntarily to be a participant in this study and understand that I can refuse to answer questions, and I can withdraw from the study at any time during data collection, without having to give a reason.</w:t>
-            </w:r>
-          </w:p>
+            <w:pPr>
+              <w:rPr>
+                <w:del w:id="0" w:author="Alexander Gordon (Student)" w:date="2026-03-01T21:12:00Z" w16du:dateUtc="2026-03-01T21:12:00Z"/>
+              </w:rPr>
+            </w:pPr>
+            <w:r>
+              <w:t>1</w:t>
+            </w:r>
+            <w:r>
+              <w:t>b</w:t>
+            </w:r>
+            <w:r>
+              <w:t>.</w:t>
+            </w:r>
+            <w:del w:id="1" w:author="Alexander Gordon (Student)" w:date="2026-03-01T21:12:00Z" w16du:dateUtc="2026-03-01T21:12:00Z">
+              <w:r>
+                <w:delText xml:space="preserve"> </w:delText>
+              </w:r>
+            </w:del>
+          </w:p>
+          <w:p>
+            <w:pPr>
+              <w:rPr>
+                <w:color w:val="EE0000"/>
+              </w:rPr>
+            </w:pPr>
+            <w:r>
+              <w:rPr>
+                <w:color w:val="EE0000"/>
+              </w:rPr>
+              <w:t xml:space="preserve">I consent voluntarily to be a participant in this study and understand that I can </w:t>
+            </w:r>
+          </w:p>
+          <w:p>
+            <w:pPr>
+              <w:rPr>
+                <w:color w:val="EE0000"/>
+              </w:rPr>
+            </w:pPr>
+            <w:r>
+              <w:rPr>
+                <w:color w:val="EE0000"/>
+              </w:rPr>
+              <w:t xml:space="preserve">refuse to answer questions and I can withdraw from the study at any time, </w:t>
+            </w:r>
+          </w:p>
+          <w:p>
+            <w:pPr>
+              <w:rPr>
+                <w:color w:val="EE0000"/>
+              </w:rPr>
+            </w:pPr>
+            <w:r>
+              <w:rPr>
+                <w:color w:val="EE0000"/>
+              </w:rPr>
+              <w:t xml:space="preserve">without having to give a reason, up until the online survey is submitted; and that </w:t>
+            </w:r>
+          </w:p>
+          <w:p>
+            <w:pPr>
+              <w:rPr>
+                <w:color w:val="EE0000"/>
+              </w:rPr>
+            </w:pPr>
+            <w:r>
+              <w:rPr>
+                <w:color w:val="EE0000"/>
+              </w:rPr>
+              <w:t xml:space="preserve">after the survey is submitted </w:t>
+            </w:r>
+            <w:r>
+              <w:rPr>
+                <w:color w:val="EE0000"/>
+              </w:rPr>
+              <w:t>I have two weeks</w:t>
+            </w:r>
+            <w:r>
+              <w:rPr>
+                <w:color w:val="EE0000"/>
+              </w:rPr>
+              <w:t xml:space="preserve"> </w:t>
+            </w:r>
+            <w:r>
+              <w:rPr>
+                <w:color w:val="EE0000"/>
+              </w:rPr>
+              <w:t xml:space="preserve">from submission </w:t>
+            </w:r>
+            <w:r>
+              <w:rPr>
+                <w:color w:val="EE0000"/>
+              </w:rPr>
+              <w:t>to withdraw</w:t>
+            </w:r>
+            <w:r>
+              <w:rPr>
+                <w:color w:val="EE0000"/>
+              </w:rPr>
+              <w:t xml:space="preserve">. </w:t>
+            </w:r>
+          </w:p>
+          <w:p/>
         </w:tc>
         <w:tc>
           <w:tcPr>
@@ -185,93 +278,38 @@
             <w:tcW w:w="7792" w:type="dxa"/>
           </w:tcPr>
           <w:p>
-            <w:r>
-              <w:t xml:space="preserve">1c. </w:t>
-            </w:r>
-          </w:p>
-          <w:p>
             <w:pPr>
               <w:rPr>
                 <w:color w:val="EE0000"/>
               </w:rPr>
             </w:pPr>
+            <w:ins w:id="2" w:author="Alexander Gordon (Student)" w:date="2026-03-01T21:12:00Z" w16du:dateUtc="2026-03-01T21:12:00Z">
+              <w:r>
+                <w:rPr>
+                  <w:color w:val="EE0000"/>
+                </w:rPr>
+                <w:t xml:space="preserve">1c.  </w:t>
+              </w:r>
+            </w:ins>
             <w:r>
               <w:rPr>
                 <w:color w:val="EE0000"/>
               </w:rPr>
-              <w:t xml:space="preserve">I consent voluntarily to be a participant in this study and understand that I can </w:t>
-            </w:r>
-          </w:p>
-          <w:p>
-            <w:pPr>
+              <w:t xml:space="preserve">I understand that after the </w:t>
+            </w:r>
+            <w:r>
               <w:rPr>
                 <w:color w:val="EE0000"/>
               </w:rPr>
-            </w:pPr>
+              <w:t>two-week</w:t>
+            </w:r>
             <w:r>
               <w:rPr>
                 <w:color w:val="EE0000"/>
               </w:rPr>
-              <w:t xml:space="preserve">refuse to answer questions and I can withdraw from the study at any time, </w:t>
-            </w:r>
-          </w:p>
-          <w:p>
-            <w:pPr>
-              <w:rPr>
-                <w:color w:val="EE0000"/>
-              </w:rPr>
-            </w:pPr>
-            <w:r>
-              <w:rPr>
-                <w:color w:val="EE0000"/>
-              </w:rPr>
-              <w:t xml:space="preserve">without having to give a reason, up until the online survey is submitted; and that </w:t>
-            </w:r>
-          </w:p>
-          <w:p>
-            <w:pPr>
-              <w:rPr>
-                <w:color w:val="EE0000"/>
-              </w:rPr>
-            </w:pPr>
-            <w:r>
-              <w:rPr>
-                <w:color w:val="EE0000"/>
-              </w:rPr>
-              <w:t xml:space="preserve">after the survey is submitted </w:t>
-            </w:r>
-            <w:r>
-              <w:rPr>
-                <w:color w:val="EE0000"/>
-              </w:rPr>
-              <w:t>I have two weeks</w:t>
-            </w:r>
-            <w:r>
-              <w:rPr>
-                <w:color w:val="EE0000"/>
-              </w:rPr>
-              <w:t xml:space="preserve"> </w:t>
-            </w:r>
-            <w:r>
-              <w:rPr>
-                <w:color w:val="EE0000"/>
-              </w:rPr>
-              <w:t xml:space="preserve">from submission </w:t>
-            </w:r>
-            <w:r>
-              <w:rPr>
-                <w:color w:val="EE0000"/>
-              </w:rPr>
-              <w:t>to withdraw</w:t>
-            </w:r>
-            <w:r>
-              <w:rPr>
-                <w:color w:val="EE0000"/>
-              </w:rPr>
-              <w:t xml:space="preserve">. </w:t>
-            </w:r>
-          </w:p>
-          <w:p/>
+              <w:t xml:space="preserve"> period from the day of submission my data will be anonymised and unable to be removed from the study. </w:t>
+            </w:r>
+          </w:p>
         </w:tc>
         <w:tc>
           <w:tcPr>
@@ -292,11 +330,36 @@
             <w:tcW w:w="7792" w:type="dxa"/>
           </w:tcPr>
           <w:p>
-            <w:r>
+            <w:pPr>
               <w:rPr>
                 <w:color w:val="EE0000"/>
               </w:rPr>
-              <w:t>I consent voluntarily for my data to be pseudo anonymised for two weeks after submission.</w:t>
+            </w:pPr>
+            <w:ins w:id="3" w:author="Alexander Gordon (Student)" w:date="2026-03-01T21:12:00Z" w16du:dateUtc="2026-03-01T21:12:00Z">
+              <w:r>
+                <w:rPr>
+                  <w:color w:val="EE0000"/>
+                </w:rPr>
+                <w:t xml:space="preserve">1d.  </w:t>
+              </w:r>
+            </w:ins>
+            <w:r>
+              <w:rPr>
+                <w:color w:val="EE0000"/>
+              </w:rPr>
+              <w:t>I understand that my data will be kept for the duration of the study and destroyed once the study is complete</w:t>
+            </w:r>
+            <w:r>
+              <w:rPr>
+                <w:color w:val="EE0000"/>
+              </w:rPr>
+              <w:t xml:space="preserve"> or within one year.</w:t>
+            </w:r>
+            <w:r>
+              <w:rPr>
+                <w:color w:val="EE0000"/>
+              </w:rPr>
+              <w:t xml:space="preserve"> </w:t>
             </w:r>
           </w:p>
         </w:tc>
@@ -324,23 +387,43 @@
                 <w:color w:val="EE0000"/>
               </w:rPr>
             </w:pPr>
+            <w:ins w:id="4" w:author="Alexander Gordon (Student)" w:date="2026-03-01T21:12:00Z" w16du:dateUtc="2026-03-01T21:12:00Z">
+              <w:r>
+                <w:rPr>
+                  <w:color w:val="EE0000"/>
+                </w:rPr>
+                <w:t xml:space="preserve">1e. </w:t>
+              </w:r>
+            </w:ins>
             <w:r>
               <w:rPr>
                 <w:color w:val="EE0000"/>
               </w:rPr>
-              <w:t xml:space="preserve">I understand that after the </w:t>
+              <w:t>I understand that I will be provided a token after submission</w:t>
             </w:r>
             <w:r>
               <w:rPr>
                 <w:color w:val="EE0000"/>
               </w:rPr>
-              <w:t>two-week</w:t>
+              <w:t xml:space="preserve"> of my survey response</w:t>
             </w:r>
             <w:r>
               <w:rPr>
                 <w:color w:val="EE0000"/>
               </w:rPr>
-              <w:t xml:space="preserve"> period from the day of submission my data will be anonymised and unable to be removed from the study. </w:t>
+              <w:t xml:space="preserve"> and that if I </w:t>
+            </w:r>
+            <w:r>
+              <w:rPr>
+                <w:color w:val="EE0000"/>
+              </w:rPr>
+              <w:t>lose</w:t>
+            </w:r>
+            <w:r>
+              <w:rPr>
+                <w:color w:val="EE0000"/>
+              </w:rPr>
+              <w:t xml:space="preserve"> it there is no way to identify my data and no way to remove it from the study.</w:t>
             </w:r>
           </w:p>
         </w:tc>
@@ -365,26 +448,30 @@
           <w:p>
             <w:pPr>
               <w:rPr>
-                <w:color w:val="EE0000"/>
-              </w:rPr>
-            </w:pPr>
-            <w:r>
-              <w:rPr>
-                <w:color w:val="EE0000"/>
-              </w:rPr>
-              <w:t>I understand that my data will be kept for the duration of the study and destroyed once the study is complete</w:t>
-            </w:r>
-            <w:r>
-              <w:rPr>
-                <w:color w:val="EE0000"/>
-              </w:rPr>
-              <w:t xml:space="preserve"> or within one year.</w:t>
-            </w:r>
-            <w:r>
-              <w:rPr>
-                <w:color w:val="EE0000"/>
-              </w:rPr>
-              <w:t xml:space="preserve"> </w:t>
+                <w:rFonts w:cstheme="minorHAnsi"/>
+              </w:rPr>
+            </w:pPr>
+            <w:r>
+              <w:t>1</w:t>
+            </w:r>
+            <w:ins w:id="5" w:author="Alexander Gordon (Student)" w:date="2026-03-01T21:12:00Z" w16du:dateUtc="2026-03-01T21:12:00Z">
+              <w:r>
+                <w:t>f</w:t>
+              </w:r>
+            </w:ins>
+            <w:del w:id="6" w:author="Alexander Gordon (Student)" w:date="2026-03-01T21:12:00Z" w16du:dateUtc="2026-03-01T21:12:00Z">
+              <w:r>
+                <w:delText>d</w:delText>
+              </w:r>
+            </w:del>
+            <w:r>
+              <w:t xml:space="preserve">. </w:t>
+            </w:r>
+            <w:r>
+              <w:rPr>
+                <w:rFonts w:cstheme="minorHAnsi"/>
+              </w:rPr>
+              <w:t xml:space="preserve">I understand that taking part in the study involves me participating in a 15-20 minuet, in-person meeting where my preferences and expectations for the requirements of a software system will be discussed and explored. </w:t>
             </w:r>
           </w:p>
         </w:tc>
@@ -402,6 +489,9 @@
         </w:tc>
       </w:tr>
       <w:tr>
+        <w:trPr>
+          <w:ins w:id="7" w:author="Alexander Gordon (Student)" w:date="2026-03-01T21:13:00Z" w16du:dateUtc="2026-03-01T21:13:00Z"/>
+        </w:trPr>
         <w:tc>
           <w:tcPr>
             <w:tcW w:w="7792" w:type="dxa"/>
@@ -409,75 +499,49 @@
           <w:p>
             <w:pPr>
               <w:rPr>
-                <w:color w:val="EE0000"/>
-              </w:rPr>
-            </w:pPr>
-            <w:r>
-              <w:rPr>
-                <w:color w:val="EE0000"/>
-              </w:rPr>
-              <w:t xml:space="preserve">I understand that I will be provided a token after submission and that if I </w:t>
-            </w:r>
-            <w:r>
-              <w:rPr>
-                <w:color w:val="EE0000"/>
-              </w:rPr>
-              <w:t>lose</w:t>
-            </w:r>
-            <w:r>
-              <w:rPr>
-                <w:color w:val="EE0000"/>
-              </w:rPr>
-              <w:t xml:space="preserve"> it there is no way to identify my data and no way to remove it from the study.</w:t>
-            </w:r>
+                <w:ins w:id="8" w:author="Alexander Gordon (Student)" w:date="2026-03-01T21:13:00Z" w16du:dateUtc="2026-03-01T21:13:00Z"/>
+              </w:rPr>
+            </w:pPr>
+            <w:ins w:id="9" w:author="Alexander Gordon (Student)" w:date="2026-03-01T21:13:00Z" w16du:dateUtc="2026-03-01T21:13:00Z">
+              <w:r>
+                <w:t xml:space="preserve">1g. I confirm that I am </w:t>
+              </w:r>
+            </w:ins>
+            <w:ins w:id="10" w:author="Alexander Gordon (Student)" w:date="2026-03-01T21:14:00Z" w16du:dateUtc="2026-03-01T21:14:00Z">
+              <w:r>
+                <w:t xml:space="preserve">at least </w:t>
+              </w:r>
+            </w:ins>
+            <w:ins w:id="11" w:author="Alexander Gordon (Student)" w:date="2026-03-01T21:13:00Z" w16du:dateUtc="2026-03-01T21:13:00Z">
+              <w:r>
+                <w:t xml:space="preserve">18 years of age. </w:t>
+              </w:r>
+            </w:ins>
           </w:p>
         </w:tc>
         <w:tc>
           <w:tcPr>
             <w:tcW w:w="581" w:type="dxa"/>
           </w:tcPr>
-          <w:p/>
+          <w:p>
+            <w:pPr>
+              <w:rPr>
+                <w:ins w:id="12" w:author="Alexander Gordon (Student)" w:date="2026-03-01T21:13:00Z" w16du:dateUtc="2026-03-01T21:13:00Z"/>
+              </w:rPr>
+            </w:pPr>
+          </w:p>
         </w:tc>
         <w:tc>
           <w:tcPr>
             <w:tcW w:w="567" w:type="dxa"/>
           </w:tcPr>
-          <w:p/>
-        </w:tc>
-      </w:tr>
-      <w:tr>
-        <w:tc>
-          <w:tcPr>
-            <w:tcW w:w="7792" w:type="dxa"/>
-          </w:tcPr>
-          <w:p>
-            <w:pPr>
-              <w:rPr>
-                <w:rFonts w:cstheme="minorHAnsi"/>
-              </w:rPr>
-            </w:pPr>
-            <w:r>
-              <w:t xml:space="preserve">1d. </w:t>
-            </w:r>
-            <w:r>
-              <w:rPr>
-                <w:rFonts w:cstheme="minorHAnsi"/>
-              </w:rPr>
-              <w:t xml:space="preserve">I understand that taking part in the study involves me participating in a 15-20 minuet, in-person meeting where my preferences and expectations for the requirements of a software system will be discussed and explored. </w:t>
-            </w:r>
-          </w:p>
-        </w:tc>
-        <w:tc>
-          <w:tcPr>
-            <w:tcW w:w="581" w:type="dxa"/>
-          </w:tcPr>
-          <w:p/>
-        </w:tc>
-        <w:tc>
-          <w:tcPr>
-            <w:tcW w:w="567" w:type="dxa"/>
-          </w:tcPr>
-          <w:p/>
+          <w:p>
+            <w:pPr>
+              <w:rPr>
+                <w:ins w:id="13" w:author="Alexander Gordon (Student)" w:date="2026-03-01T21:13:00Z" w16du:dateUtc="2026-03-01T21:13:00Z"/>
+              </w:rPr>
+            </w:pPr>
+          </w:p>
         </w:tc>
       </w:tr>
     </w:tbl>
@@ -838,7 +902,6 @@
                 <w:rFonts w:cstheme="minorHAnsi"/>
                 <w:color w:val="000000"/>
               </w:rPr>
-              <w:lastRenderedPageBreak/>
               <w:t>Participants Signature:</w:t>
             </w:r>
           </w:p>
@@ -1186,6 +1249,14 @@
     </w:sectPr>
   </w:body>
 </w:document>
+</file>
+
+<file path=word/people.xml><?xml version="1.0" encoding="utf-8"?>
+<w15:people xmlns:wpc="http://schemas.microsoft.com/office/word/2010/wordprocessingCanvas" xmlns:cx="http://schemas.microsoft.com/office/drawing/2014/chartex" xmlns:cx1="http://schemas.microsoft.com/office/drawing/2015/9/8/chartex" xmlns:cx2="http://schemas.microsoft.com/office/drawing/2015/10/21/chartex" xmlns:cx3="http://schemas.microsoft.com/office/drawing/2016/5/9/chartex" xmlns:cx4="http://schemas.microsoft.com/office/drawing/2016/5/10/chartex" xmlns:cx5="http://schemas.microsoft.com/office/drawing/2016/5/11/chartex" xmlns:cx6="http://schemas.microsoft.com/office/drawing/2016/5/12/chartex" xmlns:cx7="http://schemas.microsoft.com/office/drawing/2016/5/13/chartex" xmlns:cx8="http://schemas.microsoft.com/office/drawing/2016/5/14/chartex" xmlns:mc="http://schemas.openxmlformats.org/markup-compatibility/2006" xmlns:aink="http://schemas.microsoft.com/office/drawing/2016/ink" xmlns:am3d="http://schemas.microsoft.com/office/drawing/2017/model3d" xmlns:o="urn:schemas-microsoft-com:office:office" xmlns:oel="http://schemas.microsoft.com/office/2019/extlst" xmlns:r="http://schemas.openxmlformats.org/officeDocument/2006/relationships" xmlns:m="http://schemas.openxmlformats.org/officeDocument/2006/math" xmlns:v="urn:schemas-microsoft-com:vml" xmlns:wp14="http://schemas.microsoft.com/office/word/2010/wordprocessingDrawing" xmlns:wp="http://schemas.openxmlformats.org/drawingml/2006/wordprocessingDrawing" xmlns:w10="urn:schemas-microsoft-com:office:word" xmlns:w="http://schemas.openxmlformats.org/wordprocessingml/2006/main" xmlns:w14="http://schemas.microsoft.com/office/word/2010/wordml" xmlns:w15="http://schemas.microsoft.com/office/word/2012/wordml" xmlns:w16cex="http://schemas.microsoft.com/office/word/2018/wordml/cex" xmlns:w16cid="http://schemas.microsoft.com/office/word/2016/wordml/cid" xmlns:w16="http://schemas.microsoft.com/office/word/2018/wordml" xmlns:w16du="http://schemas.microsoft.com/office/word/2023/wordml/word16du" xmlns:w16sdtdh="http://schemas.microsoft.com/office/word/2020/wordml/sdtdatahash" xmlns:w16sdtfl="http://schemas.microsoft.com/office/word/2024/wordml/sdtformatlock" xmlns:w16se="http://schemas.microsoft.com/office/word/2015/wordml/symex" xmlns:wpg="http://schemas.microsoft.com/office/word/2010/wordprocessingGroup" xmlns:wpi="http://schemas.microsoft.com/office/word/2010/wordprocessingInk" xmlns:wne="http://schemas.microsoft.com/office/word/2006/wordml" xmlns:wps="http://schemas.microsoft.com/office/word/2010/wordprocessingShape" mc:Ignorable="w14 w15 w16se w16cid w16 w16cex w16sdtdh w16sdtfl w16du wp14">
+  <w15:person w15:author="Alexander Gordon (Student)">
+    <w15:presenceInfo w15:providerId="AD" w15:userId="S::2502331@dundee.ac.uk::9b83ea64-f2e7-4dd6-916c-fa875a1fe8a6"/>
+  </w15:person>
+</w15:people>
 </file>
 
 <file path=word/styles.xml><?xml version="1.0" encoding="utf-8"?>
@@ -2230,6 +2301,20 @@
       <w14:ligatures w14:val="none"/>
     </w:rPr>
   </w:style>
+  <w:style w:type="paragraph" w:styleId="Revision">
+    <w:name w:val="Revision"/>
+    <w:hidden/>
+    <w:uiPriority w:val="99"/>
+    <w:semiHidden/>
+    <w:rsid w:val="0001476F"/>
+    <w:pPr>
+      <w:spacing w:after="0" w:line="240" w:lineRule="auto"/>
+    </w:pPr>
+    <w:rPr>
+      <w:kern w:val="0"/>
+      <w14:ligatures w14:val="none"/>
+    </w:rPr>
+  </w:style>
 </w:styles>
 </file>
 
